--- a/psi/15339-GCM/arquivos/PT.docx
+++ b/psi/15339-GCM/arquivos/PT.docx
@@ -1729,6 +1729,12 @@
       </w:r>
     </w:p>
     <w:p>
+      <w:pPr>
+        <w:rPr>
+          <w:rFonts w:ascii="CAIXA Std Book" w:hAnsi="CAIXA Std Book"/>
+          <w:szCs w:val="20"/>
+        </w:rPr>
+      </w:pPr>
       <w:r>
         <w:rPr>
           <w:rFonts w:ascii="CAIXA Std Book" w:hAnsi="CAIXA Std Book"/>
@@ -1744,6 +1750,62 @@
           <w:szCs w:val="20"/>
         </w:rPr>
         <w:t xml:space="preserve"> tratar como cenário hipotético, sem uso de informações confidenciais</w:t>
+      </w:r>
+    </w:p>
+    <w:p>
+      <w:pPr>
+        <w:rPr>
+          <w:rFonts w:ascii="CAIXA Std Book" w:hAnsi="CAIXA Std Book"/>
+          <w:szCs w:val="20"/>
+        </w:rPr>
+      </w:pPr>
+    </w:p>
+    <w:p>
+      <w:pPr>
+        <w:rPr>
+          <w:rFonts w:ascii="CAIXA Std Book" w:hAnsi="CAIXA Std Book"/>
+          <w:szCs w:val="20"/>
+        </w:rPr>
+      </w:pPr>
+    </w:p>
+    <w:p>
+      <w:r>
+        <w:rPr>
+          <w:rFonts w:ascii="CAIXA Std Book" w:hAnsi="CAIXA Std Book"/>
+          <w:szCs w:val="20"/>
+        </w:rPr>
+        <w:t>Pesquisa:</w:t>
+      </w:r>
+      <w:r>
+        <w:rPr>
+          <w:rFonts w:ascii="CAIXA Std Book" w:hAnsi="CAIXA Std Book"/>
+          <w:szCs w:val="20"/>
+        </w:rPr>
+        <w:br/>
+        <w:t xml:space="preserve">GitHub gerenciamento de grupos, integração com AD </w:t>
+      </w:r>
+      <w:proofErr w:type="spellStart"/>
+      <w:r>
+        <w:rPr>
+          <w:rFonts w:ascii="CAIXA Std Book" w:hAnsi="CAIXA Std Book"/>
+          <w:szCs w:val="20"/>
+        </w:rPr>
+        <w:t>azure</w:t>
+      </w:r>
+      <w:proofErr w:type="spellEnd"/>
+      <w:r>
+        <w:rPr>
+          <w:rFonts w:ascii="CAIXA Std Book" w:hAnsi="CAIXA Std Book"/>
+          <w:szCs w:val="20"/>
+        </w:rPr>
+        <w:br/>
+      </w:r>
+      <w:r>
+        <w:rPr>
+          <w:rFonts w:ascii="CAIXA Std Book" w:hAnsi="CAIXA Std Book"/>
+          <w:szCs w:val="20"/>
+        </w:rPr>
+        <w:br/>
       </w:r>
     </w:p>
     <w:sectPr>
